--- a/pr-preview/pr-38/chapters/quarto.docx
+++ b/pr-preview/pr-38/chapters/quarto.docx
@@ -15,7 +15,7 @@
         <w:pStyle w:val="Date"/>
       </w:pPr>
       <w:r>
-        <w:t xml:space="preserve">Last modified: 2026-10-15 14:54:54 (PDT)</w:t>
+        <w:t xml:space="preserve">Last modified: 2026-10-15 15:08:52 (PDT)</w:t>
       </w:r>
     </w:p>
     <w:p>
@@ -526,31 +526,31 @@
         <w:pStyle w:val="FirstParagraph"/>
       </w:pPr>
       <w:r>
-        <w:t xml:space="preserve">Quarto is the successor to R Markdown.</w:t>
-      </w:r>
-      <w:r>
-        <w:t xml:space="preserve"> </w:t>
-      </w:r>
-      <w:r>
-        <w:t xml:space="preserve">It folds the R Markdown ecosystem</w:t>
-      </w:r>
-      <w:r>
-        <w:t xml:space="preserve"> </w:t>
-      </w:r>
-      <w:r>
-        <w:t xml:space="preserve">(rmarkdown, bookdown, distill, xaringan and others)</w:t>
-      </w:r>
-      <w:r>
-        <w:t xml:space="preserve"> </w:t>
-      </w:r>
-      <w:r>
-        <w:t xml:space="preserve">into one system,</w:t>
-      </w:r>
-      <w:r>
-        <w:t xml:space="preserve"> </w:t>
-      </w:r>
-      <w:r>
-        <w:t xml:space="preserve">and it supports Python and Julia as well as R</w:t>
+        <w:t xml:space="preserve">Quarto is the successor to R Markdown,</w:t>
+      </w:r>
+      <w:r>
+        <w:t xml:space="preserve"> </w:t>
+      </w:r>
+      <w:r>
+        <w:t xml:space="preserve">the tool many R users know for combining prose and code.</w:t>
+      </w:r>
+      <w:r>
+        <w:t xml:space="preserve"> </w:t>
+      </w:r>
+      <w:r>
+        <w:t xml:space="preserve">Besides R, Quarto runs Python and Julia code,</w:t>
+      </w:r>
+      <w:r>
+        <w:t xml:space="preserve"> </w:t>
+      </w:r>
+      <w:r>
+        <w:t xml:space="preserve">and it replaces the separate add-on packages</w:t>
+      </w:r>
+      <w:r>
+        <w:t xml:space="preserve"> </w:t>
+      </w:r>
+      <w:r>
+        <w:t xml:space="preserve">that R Markdown needed for books, websites, and slides</w:t>
       </w:r>
       <w:r>
         <w:t xml:space="preserve"> </w:t>
